--- a/Documentations/How to Setup.docx
+++ b/Documentations/How to Setup.docx
@@ -35,7 +35,7 @@
           <w:i/>
           <w:sz w:val="22"/>
         </w:rPr>
-        <w:t>Consolidated setup guide — dev-deploy-shafik-2</w:t>
+        <w:t>Consolidated setup guide</w:t>
       </w:r>
     </w:p>
     <w:p>
@@ -787,7 +787,7 @@
               <w:rPr>
                 <w:sz w:val="19"/>
               </w:rPr>
-              <w:t>nyunt/integration_N, shafik_nyunt_2_integration, dev-deploy-shafik-2</w:t>
+              <w:t>nyunt/integration_N, shafik_nyunt_2_integration</w:t>
             </w:r>
           </w:p>
         </w:tc>
@@ -1212,6 +1212,28 @@
           </w:p>
         </w:tc>
       </w:tr>
+      <w:tr>
+        <w:tc>
+          <w:tcPr>
+            <w:tcW w:type="dxa" w:w="3476"/>
+          </w:tcPr>
+          <w:p>
+            <w:r>
+              <w:t>How AutoTest Results / audit data stay current</w:t>
+            </w:r>
+          </w:p>
+        </w:tc>
+        <w:tc>
+          <w:tcPr>
+            <w:tcW w:type="dxa" w:w="5380"/>
+          </w:tcPr>
+          <w:p>
+            <w:r>
+              <w:t>Documentations/WEEKLY_DOC_REVIEW.md</w:t>
+            </w:r>
+          </w:p>
+        </w:tc>
+      </w:tr>
     </w:tbl>
     <w:p>
       <w:pPr>
@@ -1347,7 +1369,7 @@
               <w:rPr>
                 <w:sz w:val="19"/>
               </w:rPr>
-              <w:t>dev-deploy-shafik-2</w:t>
+              <w:t>dev-deploy-documentation (branch this doc is maintained on)</w:t>
             </w:r>
           </w:p>
         </w:tc>
@@ -1375,7 +1397,7 @@
               <w:rPr>
                 <w:sz w:val="19"/>
               </w:rPr>
-              <w:t>24 July 2026</w:t>
+              <w:t>7 August 2026</w:t>
             </w:r>
           </w:p>
         </w:tc>

--- a/Documentations/How to Setup.docx
+++ b/Documentations/How to Setup.docx
@@ -1,6 +1,6 @@
 
 <file path=word/document.xml><?xml version="1.0" encoding="utf-8"?>
-<w:document xmlns:wpc="http://schemas.microsoft.com/office/word/2010/wordprocessingCanvas" xmlns:cx="http://schemas.microsoft.com/office/drawing/2014/chartex" xmlns:cx1="http://schemas.microsoft.com/office/drawing/2015/9/8/chartex" xmlns:cx2="http://schemas.microsoft.com/office/drawing/2015/10/21/chartex" xmlns:cx3="http://schemas.microsoft.com/office/drawing/2016/5/9/chartex" xmlns:cx4="http://schemas.microsoft.com/office/drawing/2016/5/10/chartex" xmlns:cx5="http://schemas.microsoft.com/office/drawing/2016/5/11/chartex" xmlns:cx6="http://schemas.microsoft.com/office/drawing/2016/5/12/chartex" xmlns:cx7="http://schemas.microsoft.com/office/drawing/2016/5/13/chartex" xmlns:cx8="http://schemas.microsoft.com/office/drawing/2016/5/14/chartex" xmlns:mc="http://schemas.openxmlformats.org/markup-compatibility/2006" xmlns:aink="http://schemas.microsoft.com/office/drawing/2016/ink" xmlns:am3d="http://schemas.microsoft.com/office/drawing/2017/model3d" xmlns:o="urn:schemas-microsoft-com:office:office" xmlns:oel="http://schemas.microsoft.com/office/2019/extlst" xmlns:r="http://schemas.openxmlformats.org/officeDocument/2006/relationships" xmlns:m="http://schemas.openxmlformats.org/officeDocument/2006/math" xmlns:v="urn:schemas-microsoft-com:vml" xmlns:wp14="http://schemas.microsoft.com/office/word/2010/wordprocessingDrawing" xmlns:wp="http://schemas.openxmlformats.org/drawingml/2006/wordprocessingDrawing" xmlns:w10="urn:schemas-microsoft-com:office:word" xmlns:w="http://schemas.openxmlformats.org/wordprocessingml/2006/main" xmlns:w14="http://schemas.microsoft.com/office/word/2010/wordml" xmlns:w15="http://schemas.microsoft.com/office/word/2012/wordml" xmlns:w16cei="http://schemas.microsoft.com/office/word/2026/wordml/cei" xmlns:w16cex="http://schemas.microsoft.com/office/word/2018/wordml/cex" xmlns:w16cid="http://schemas.microsoft.com/office/word/2016/wordml/cid" xmlns:w16="http://schemas.microsoft.com/office/word/2018/wordml" xmlns:w16du="http://schemas.microsoft.com/office/word/2023/wordml/word16du" xmlns:w16sdtdh="http://schemas.microsoft.com/office/word/2020/wordml/sdtdatahash" xmlns:w16sdtfl="http://schemas.microsoft.com/office/word/2024/wordml/sdtformatlock" xmlns:w16se="http://schemas.microsoft.com/office/word/2015/wordml/symex" xmlns:wpg="http://schemas.microsoft.com/office/word/2010/wordprocessingGroup" xmlns:wpi="http://schemas.microsoft.com/office/word/2010/wordprocessingInk" xmlns:wne="http://schemas.microsoft.com/office/word/2006/wordml" xmlns:wps="http://schemas.microsoft.com/office/word/2010/wordprocessingShape" mc:Ignorable="w14 w15 w16se w16cid w16 w16cex w16sdtdh w16sdtfl w16du wp14">
+<w:document xmlns:wpc="http://schemas.microsoft.com/office/word/2010/wordprocessingCanvas" xmlns:cx="http://schemas.microsoft.com/office/drawing/2014/chartex" xmlns:cx1="http://schemas.microsoft.com/office/drawing/2015/9/8/chartex" xmlns:cx2="http://schemas.microsoft.com/office/drawing/2015/10/21/chartex" xmlns:cx3="http://schemas.microsoft.com/office/drawing/2016/5/9/chartex" xmlns:cx4="http://schemas.microsoft.com/office/drawing/2016/5/10/chartex" xmlns:cx5="http://schemas.microsoft.com/office/drawing/2016/5/11/chartex" xmlns:cx6="http://schemas.microsoft.com/office/drawing/2016/5/12/chartex" xmlns:cx7="http://schemas.microsoft.com/office/drawing/2016/5/13/chartex" xmlns:cx8="http://schemas.microsoft.com/office/drawing/2016/5/14/chartex" xmlns:mc="http://schemas.openxmlformats.org/markup-compatibility/2006" xmlns:aink="http://schemas.microsoft.com/office/drawing/2016/ink" xmlns:am3d="http://schemas.microsoft.com/office/drawing/2017/model3d" xmlns:o="urn:schemas-microsoft-com:office:office" xmlns:oel="http://schemas.microsoft.com/office/2019/extlst" xmlns:r="http://schemas.openxmlformats.org/officeDocument/2006/relationships" xmlns:m="http://schemas.openxmlformats.org/officeDocument/2006/math" xmlns:v="urn:schemas-microsoft-com:vml" xmlns:wp14="http://schemas.microsoft.com/office/word/2010/wordprocessingDrawing" xmlns:wp="http://schemas.openxmlformats.org/drawingml/2006/wordprocessingDrawing" xmlns:w10="urn:schemas-microsoft-com:office:word" xmlns:w="http://schemas.openxmlformats.org/wordprocessingml/2006/main" xmlns:w14="http://schemas.microsoft.com/office/word/2010/wordml" xmlns:w15="http://schemas.microsoft.com/office/word/2012/wordml" xmlns:w16cex="http://schemas.microsoft.com/office/word/2018/wordml/cex" xmlns:w16cid="http://schemas.microsoft.com/office/word/2016/wordml/cid" xmlns:w16="http://schemas.microsoft.com/office/word/2018/wordml" xmlns:w16du="http://schemas.microsoft.com/office/word/2023/wordml/word16du" xmlns:w16sdtdh="http://schemas.microsoft.com/office/word/2020/wordml/sdtdatahash" xmlns:w16sdtfl="http://schemas.microsoft.com/office/word/2024/wordml/sdtformatlock" xmlns:w16se="http://schemas.microsoft.com/office/word/2015/wordml/symex" xmlns:wpg="http://schemas.microsoft.com/office/word/2010/wordprocessingGroup" xmlns:wpi="http://schemas.microsoft.com/office/word/2010/wordprocessingInk" xmlns:wne="http://schemas.microsoft.com/office/word/2006/wordml" xmlns:wps="http://schemas.microsoft.com/office/word/2010/wordprocessingShape" mc:Ignorable="w14 w15 w16se w16cid w16 w16cex w16sdtdh w16sdtfl w16du wp14">
   <w:body>
     <w:p>
       <w:pPr>
@@ -24,26 +24,6 @@
           <w:sz w:val="32"/>
         </w:rPr>
         <w:t>How to Setup</w:t>
-      </w:r>
-    </w:p>
-    <w:p>
-      <w:pPr>
-        <w:spacing w:after="240"/>
-      </w:pPr>
-      <w:r>
-        <w:rPr>
-          <w:i/>
-          <w:sz w:val="22"/>
-        </w:rPr>
-        <w:t>Consolidated setup guide</w:t>
-      </w:r>
-    </w:p>
-    <w:p>
-      <w:r>
-        <w:rPr>
-          <w:i/>
-        </w:rPr>
-        <w:t>This is the current, git-trackable setup guide for this repo, consolidated from Documentations/setup/*.md (the maintained source — edit those files, then regenerate this docx, rather than editing this document directly). It replaces Documentations/backup/How to setup.docx and Documentations/backup/Github Pages setup information.docx, which describe an older, retired repo (Wyl-ASG/webrpd_code → Wyl-ASG/finale) with a hardcoded IP-based API endpoint and a manual two-repo copy/paste deploy process. None of that applies here — everything below reflects what's actually running today.</w:t>
       </w:r>
     </w:p>
     <w:p>
@@ -75,14 +55,22 @@
             <w:tcW w:w="2592" w:type="dxa"/>
             <w:shd w:val="clear" w:color="auto" w:fill="FFFFFF"/>
           </w:tcPr>
-          <w:p/>
+          <w:p>
+            <w:r>
+              <w:t>Repo Source</w:t>
+            </w:r>
+          </w:p>
         </w:tc>
         <w:tc>
           <w:tcPr>
             <w:tcW w:w="6768" w:type="dxa"/>
             <w:shd w:val="clear" w:color="auto" w:fill="FFFFFF"/>
           </w:tcPr>
-          <w:p/>
+          <w:p>
+            <w:r>
+              <w:t>Link</w:t>
+            </w:r>
+          </w:p>
         </w:tc>
       </w:tr>
       <w:tr>
@@ -272,7 +260,13 @@
         <w:pStyle w:val="ListBullet"/>
       </w:pPr>
       <w:r>
-        <w:t>Node.js 22.x and npm (bundled with Node) — matches the version CI uses (.github/workflows/deploy.yml pins node-version: 22).</w:t>
+        <w:t xml:space="preserve">Node.js 22.x and npm (bundled with </w:t>
+      </w:r>
+      <w:r>
+        <w:t>Node)</w:t>
+      </w:r>
+      <w:r>
+        <w:t xml:space="preserve"> matches the version CI uses (.github/workflows/deploy.yml pins node-version: 22).</w:t>
       </w:r>
     </w:p>
     <w:p>
@@ -309,9 +303,27 @@
     </w:p>
     <w:p>
       <w:pPr>
+        <w:rPr>
+          <w:rFonts w:asciiTheme="majorHAnsi" w:eastAsiaTheme="majorEastAsia" w:hAnsiTheme="majorHAnsi" w:cstheme="majorBidi"/>
+          <w:color w:val="365F91" w:themeColor="accent1" w:themeShade="BF"/>
+          <w:sz w:val="28"/>
+          <w:szCs w:val="28"/>
+        </w:rPr>
+      </w:pPr>
+      <w:r>
+        <w:rPr>
+          <w:b/>
+          <w:bCs/>
+        </w:rPr>
+        <w:br w:type="page"/>
+      </w:r>
+    </w:p>
+    <w:p>
+      <w:pPr>
         <w:pStyle w:val="Heading1"/>
       </w:pPr>
       <w:r>
+        <w:lastRenderedPageBreak/>
         <w:t>3. First-Time Setup (New Machine)</w:t>
       </w:r>
     </w:p>
@@ -329,7 +341,6 @@
           <w:rFonts w:ascii="Consolas" w:hAnsi="Consolas"/>
           <w:sz w:val="19"/>
         </w:rPr>
-        <w:lastRenderedPageBreak/>
         <w:t>git clone https://github.com/faid123/.tmp-test-web.git</w:t>
       </w:r>
       <w:r>
@@ -397,18 +408,30 @@
           <w:rFonts w:ascii="Consolas" w:hAnsi="Consolas"/>
           <w:sz w:val="19"/>
         </w:rPr>
-        <w:t>OR</w:t>
+        <w:t>OR (preferred):</w:t>
       </w:r>
     </w:p>
     <w:p>
       <w:pPr>
         <w:ind w:left="432"/>
+        <w:rPr>
+          <w:rFonts w:ascii="Consolas" w:hAnsi="Consolas"/>
+          <w:sz w:val="19"/>
+        </w:rPr>
       </w:pPr>
       <w:r>
         <w:rPr>
           <w:rFonts w:ascii="Consolas" w:hAnsi="Consolas"/>
           <w:sz w:val="19"/>
         </w:rPr>
+        <w:t>npm run build</w:t>
+      </w:r>
+      <w:r>
+        <w:rPr>
+          <w:rFonts w:ascii="Consolas" w:hAnsi="Consolas"/>
+          <w:sz w:val="19"/>
+        </w:rPr>
+        <w:br/>
         <w:t>npx vite --port 8089</w:t>
       </w:r>
     </w:p>
@@ -419,7 +442,19 @@
     </w:p>
     <w:p>
       <w:r>
-        <w:t>This app has no local backend. Every screen talks to the live API at https://live.api.smartrpdai.com/api/smartrpd, so you need working network access to that host and a valid SmartRPD login. Dev/test identifiers (machine ID, viewer UUID, a login credential) are already centralized in src/js/shared/config.js — that file is flagged in its own comments as a known security item (credentials shipped to the browser bundle are readable in DevTools, not actually secret; see Cybersecurity_Protocol_Document.docx §4.1), so don't extend that pattern and don't copy those values into other files or docs.</w:t>
+        <w:t>This app has no local backend. Every screen talks to the live API at</w:t>
+      </w:r>
+      <w:r>
+        <w:t xml:space="preserve"> </w:t>
+      </w:r>
+      <w:r>
+        <w:t>https://live.api.smartrpdai.com/api/smartrpd,</w:t>
+      </w:r>
+      <w:r>
+        <w:t xml:space="preserve"> </w:t>
+      </w:r>
+      <w:r>
+        <w:t>so you need working network access to that host and a valid SmartRPD login. Dev/test identifiers (machine ID, viewer UUID, a login credential) are already centralized in src/js/shared/config.js — that file is flagged in its own comments as a known security item (credentials shipped to the browser bundle are readable in DevTools, not actually secret; see Cybersecurity_Protocol_Document.docx §4.1), so don't extend that pattern and don't copy those values into other files or docs.</w:t>
       </w:r>
     </w:p>
     <w:p>
@@ -457,7 +492,22 @@
     </w:p>
     <w:p>
       <w:r>
-        <w:t>Current state: 13 suites / 198 tests, all passing, every suite importing the real src/ module it tests. Run node tools/run-uat-automated-tests.mjs for a suite-by-suite breakdown mapped against the app's standing UAT workflow cases — output goes to Documentations/AutoTest Results/. Full detail in Automated_Test_Suite_Report.docx.</w:t>
+        <w:t>Current state: 19 suites / 582 tests, all passing, every suite importing the real src/ module it tests. Run node tools/deploy-review.mjs for a suite-by-suite breakdown mapped against the app's standing UAT workflow cases -- output goes to Documentations/AutoTest Results/. Full detail in Automated_Test_Suite_Report.docx.</w:t>
+      </w:r>
+    </w:p>
+    <w:p>
+      <w:pPr>
+        <w:rPr>
+          <w:rFonts w:asciiTheme="majorHAnsi" w:eastAsiaTheme="majorEastAsia" w:hAnsiTheme="majorHAnsi" w:cstheme="majorBidi"/>
+          <w:b/>
+          <w:bCs/>
+          <w:color w:val="365F91" w:themeColor="accent1" w:themeShade="BF"/>
+          <w:sz w:val="28"/>
+          <w:szCs w:val="28"/>
+        </w:rPr>
+      </w:pPr>
+      <w:r>
+        <w:br w:type="page"/>
       </w:r>
     </w:p>
     <w:p>
@@ -465,6 +515,7 @@
         <w:pStyle w:val="Heading1"/>
       </w:pPr>
       <w:r>
+        <w:lastRenderedPageBreak/>
         <w:t>5. Production Build</w:t>
       </w:r>
     </w:p>
@@ -490,7 +541,6 @@
         <w:pStyle w:val="ListBullet"/>
       </w:pPr>
       <w:r>
-        <w:lastRenderedPageBreak/>
         <w:t>dist/bundle.js is tracked in git (a legacy habit from before CI existed). Running a local build will typically show it as modified in git status — that's expected, and you don't need to commit it yourself; the deploy pipeline rebuilds and publishes its own copy on every deploy.</w:t>
       </w:r>
     </w:p>
@@ -525,36 +575,6 @@
         </w:rPr>
         <w:br/>
         <w:t>npm start   # npx serve, serves the repo root including dist/bundle.js</w:t>
-      </w:r>
-    </w:p>
-    <w:p>
-      <w:r>
-        <w:t>Or, closer to a real static host (not how the live site is actually hosted — see §6):</w:t>
-      </w:r>
-    </w:p>
-    <w:p>
-      <w:pPr>
-        <w:ind w:left="432"/>
-      </w:pPr>
-      <w:r>
-        <w:rPr>
-          <w:rFonts w:ascii="Consolas" w:hAnsi="Consolas"/>
-          <w:sz w:val="19"/>
-        </w:rPr>
-        <w:t>docker build -t smartrpd-web .</w:t>
-      </w:r>
-      <w:r>
-        <w:rPr>
-          <w:rFonts w:ascii="Consolas" w:hAnsi="Consolas"/>
-          <w:sz w:val="19"/>
-        </w:rPr>
-        <w:br/>
-        <w:t>docker run --rm -p 8080:80 smartrpd-web</w:t>
-      </w:r>
-    </w:p>
-    <w:p>
-      <w:r>
-        <w:t>Then open http://localhost:8080.</w:t>
       </w:r>
     </w:p>
     <w:p>
@@ -663,7 +683,13 @@
     <w:p>
       <w:r>
         <w:lastRenderedPageBreak/>
-        <w:t>To trigger a deploy: push (or fast-forward) your integration branch's tip onto nyunt/dev-deploy, or go to Actions → “Deploy Test Site” → Run workflow. Full pipeline detail, including how to point it at different branches or set it up from scratch on a new repo, is in Documentations/setup/03-cicd-and-deployment-setup.md.</w:t>
+        <w:t>To trigger a deploy: push (or fast-forward) your integration branch's tip onto nyunt/dev-</w:t>
+      </w:r>
+      <w:r>
+        <w:t>deploy or</w:t>
+      </w:r>
+      <w:r>
+        <w:t xml:space="preserve"> go to Actions → “Deploy Test Site” → Run workflow. Full pipeline detail, including how to point it at different branches or set it up from scratch on a new repo, is in Documentations/setup/03-cicd-and-deployment-setup.md.</w:t>
       </w:r>
     </w:p>
     <w:p>
@@ -673,171 +699,6 @@
       <w:r>
         <w:t>7. Branching and Picking Up Work</w:t>
       </w:r>
-    </w:p>
-    <w:p>
-      <w:r>
-        <w:t>main has diverged a long way from the active development line — it's not an ancestor of current work. Don't branch from main expecting today's app; branch from the latest integration branch instead.</w:t>
-      </w:r>
-    </w:p>
-    <w:tbl>
-      <w:tblPr>
-        <w:tblStyle w:val="TableGrid"/>
-        <w:tblW w:w="0" w:type="auto"/>
-        <w:tblLook w:val="04A0" w:firstRow="1" w:lastRow="0" w:firstColumn="1" w:lastColumn="0" w:noHBand="0" w:noVBand="1"/>
-      </w:tblPr>
-      <w:tblGrid>
-        <w:gridCol w:w="3102"/>
-        <w:gridCol w:w="5754"/>
-      </w:tblGrid>
-      <w:tr>
-        <w:tc>
-          <w:tcPr>
-            <w:tcW w:w="3168" w:type="dxa"/>
-            <w:shd w:val="clear" w:color="auto" w:fill="D9D9D9"/>
-          </w:tcPr>
-          <w:p>
-            <w:r>
-              <w:rPr>
-                <w:b/>
-                <w:sz w:val="19"/>
-              </w:rPr>
-              <w:t>Pattern</w:t>
-            </w:r>
-          </w:p>
-        </w:tc>
-        <w:tc>
-          <w:tcPr>
-            <w:tcW w:w="6192" w:type="dxa"/>
-            <w:shd w:val="clear" w:color="auto" w:fill="D9D9D9"/>
-          </w:tcPr>
-          <w:p>
-            <w:r>
-              <w:rPr>
-                <w:b/>
-                <w:sz w:val="19"/>
-              </w:rPr>
-              <w:t>Meaning</w:t>
-            </w:r>
-          </w:p>
-        </w:tc>
-      </w:tr>
-      <w:tr>
-        <w:tc>
-          <w:tcPr>
-            <w:tcW w:w="3168" w:type="dxa"/>
-          </w:tcPr>
-          <w:p>
-            <w:r>
-              <w:rPr>
-                <w:sz w:val="19"/>
-              </w:rPr>
-              <w:t>nyunt/dev-W&lt;n&gt;[.&lt;m&gt;]</w:t>
-            </w:r>
-          </w:p>
-        </w:tc>
-        <w:tc>
-          <w:tcPr>
-            <w:tcW w:w="6192" w:type="dxa"/>
-          </w:tcPr>
-          <w:p>
-            <w:r>
-              <w:rPr>
-                <w:sz w:val="19"/>
-              </w:rPr>
-              <w:t>Nyunt's weekly dev branches (e.g. nyunt/dev-W7.1).</w:t>
-            </w:r>
-          </w:p>
-        </w:tc>
-      </w:tr>
-      <w:tr>
-        <w:tc>
-          <w:tcPr>
-            <w:tcW w:w="3168" w:type="dxa"/>
-          </w:tcPr>
-          <w:p>
-            <w:r>
-              <w:rPr>
-                <w:sz w:val="19"/>
-              </w:rPr>
-              <w:t>devNN_description / shafik-devNN_description</w:t>
-            </w:r>
-          </w:p>
-        </w:tc>
-        <w:tc>
-          <w:tcPr>
-            <w:tcW w:w="6192" w:type="dxa"/>
-          </w:tcPr>
-          <w:p>
-            <w:r>
-              <w:rPr>
-                <w:sz w:val="19"/>
-              </w:rPr>
-              <w:t>Individual feature branches.</w:t>
-            </w:r>
-          </w:p>
-        </w:tc>
-      </w:tr>
-      <w:tr>
-        <w:tc>
-          <w:tcPr>
-            <w:tcW w:w="3168" w:type="dxa"/>
-          </w:tcPr>
-          <w:p>
-            <w:r>
-              <w:rPr>
-                <w:sz w:val="19"/>
-              </w:rPr>
-              <w:t>nyunt/integration_N, shafik_nyunt_2_integration</w:t>
-            </w:r>
-          </w:p>
-        </w:tc>
-        <w:tc>
-          <w:tcPr>
-            <w:tcW w:w="6192" w:type="dxa"/>
-          </w:tcPr>
-          <w:p>
-            <w:r>
-              <w:rPr>
-                <w:sz w:val="19"/>
-              </w:rPr>
-              <w:t>Integration branches that merge multiple feature branches together before they go out.</w:t>
-            </w:r>
-          </w:p>
-        </w:tc>
-      </w:tr>
-      <w:tr>
-        <w:tc>
-          <w:tcPr>
-            <w:tcW w:w="3168" w:type="dxa"/>
-          </w:tcPr>
-          <w:p>
-            <w:r>
-              <w:rPr>
-                <w:sz w:val="19"/>
-              </w:rPr>
-              <w:t>nyunt/dev-deploy</w:t>
-            </w:r>
-          </w:p>
-        </w:tc>
-        <w:tc>
-          <w:tcPr>
-            <w:tcW w:w="6192" w:type="dxa"/>
-          </w:tcPr>
-          <w:p>
-            <w:r>
-              <w:rPr>
-                <w:sz w:val="19"/>
-              </w:rPr>
-              <w:t>Not a dev branch — the plain CI deploy trigger. Nobody develops on it directly; it gets reset to an integration branch's tip when that revision is ready to deploy.</w:t>
-            </w:r>
-          </w:p>
-        </w:tc>
-      </w:tr>
-    </w:tbl>
-    <w:p>
-      <w:pPr>
-        <w:spacing w:after="80"/>
-      </w:pPr>
     </w:p>
     <w:p>
       <w:r>
@@ -947,11 +808,7 @@
         <w:pStyle w:val="ListBullet"/>
       </w:pPr>
       <w:r>
-        <w:t xml:space="preserve">The Action runs green but the live site doesn't show the change — the workflow's last step explicitly requests a Pages rebuild (POST /repos/{repo}/pages/builds) because pushes made with </w:t>
-      </w:r>
-      <w:r>
-        <w:lastRenderedPageBreak/>
-        <w:t>GITHUB_TOKEN don't auto-trigger GitHub's legacy Pages build; check that step's log. If it succeeded, confirm in Settings → Pages that the source branch is still nyunt/dev-W7.1 / / (admin-only visibility).</w:t>
+        <w:t>The Action runs green but the live site doesn't show the change — the workflow's last step explicitly requests a Pages rebuild (POST /repos/{repo}/pages/builds) because pushes made with GITHUB_TOKEN don't auto-trigger GitHub's legacy Pages build; check that step's log. If it succeeded, confirm in Settings → Pages that the source branch is still nyunt/dev-W7.1 / / (admin-only visibility).</w:t>
       </w:r>
     </w:p>
     <w:p>
@@ -983,6 +840,7 @@
         <w:pStyle w:val="ListBullet"/>
       </w:pPr>
       <w:r>
+        <w:lastRenderedPageBreak/>
         <w:t>You can't change GitHub Pages settings, add a webhook, or edit Actions permissions — push access to this repo doesn't include admin access; ask someone with admin on faid123/.tmp-test-web.</w:t>
       </w:r>
     </w:p>
@@ -1009,8 +867,8 @@
         <w:tblLook w:val="04A0" w:firstRow="1" w:lastRow="0" w:firstColumn="1" w:lastColumn="0" w:noHBand="0" w:noVBand="1"/>
       </w:tblPr>
       <w:tblGrid>
-        <w:gridCol w:w="3476"/>
-        <w:gridCol w:w="5380"/>
+        <w:gridCol w:w="3435"/>
+        <w:gridCol w:w="5421"/>
       </w:tblGrid>
       <w:tr>
         <w:tc>
@@ -1215,7 +1073,7 @@
       <w:tr>
         <w:tc>
           <w:tcPr>
-            <w:tcW w:type="dxa" w:w="3476"/>
+            <w:tcW w:w="3476" w:type="dxa"/>
           </w:tcPr>
           <w:p>
             <w:r>
@@ -1225,21 +1083,16 @@
         </w:tc>
         <w:tc>
           <w:tcPr>
-            <w:tcW w:type="dxa" w:w="5380"/>
+            <w:tcW w:w="5380" w:type="dxa"/>
           </w:tcPr>
           <w:p>
             <w:r>
-              <w:t>Documentations/WEEKLY_DOC_REVIEW.md</w:t>
+              <w:t>Documentations/DEPLOY_DOC_REVIEW.md</w:t>
             </w:r>
           </w:p>
         </w:tc>
       </w:tr>
     </w:tbl>
-    <w:p>
-      <w:pPr>
-        <w:spacing w:after="80"/>
-      </w:pPr>
-    </w:p>
     <w:p>
       <w:pPr>
         <w:pStyle w:val="Heading1"/>
@@ -1394,10 +1247,13 @@
           </w:tcPr>
           <w:p>
             <w:r>
-              <w:rPr>
-                <w:sz w:val="19"/>
-              </w:rPr>
-              <w:t>7 August 2026</w:t>
+              <w:t>2</w:t>
+            </w:r>
+            <w:r>
+              <w:t>4</w:t>
+            </w:r>
+            <w:r>
+              <w:t xml:space="preserve"> August 2026</w:t>
             </w:r>
           </w:p>
         </w:tc>
@@ -1475,7 +1331,7 @@
 </file>
 
 <file path=word/numbering.xml><?xml version="1.0" encoding="utf-8"?>
-<w:numbering xmlns:wpc="http://schemas.microsoft.com/office/word/2010/wordprocessingCanvas" xmlns:cx="http://schemas.microsoft.com/office/drawing/2014/chartex" xmlns:cx1="http://schemas.microsoft.com/office/drawing/2015/9/8/chartex" xmlns:cx2="http://schemas.microsoft.com/office/drawing/2015/10/21/chartex" xmlns:cx3="http://schemas.microsoft.com/office/drawing/2016/5/9/chartex" xmlns:cx4="http://schemas.microsoft.com/office/drawing/2016/5/10/chartex" xmlns:cx5="http://schemas.microsoft.com/office/drawing/2016/5/11/chartex" xmlns:cx6="http://schemas.microsoft.com/office/drawing/2016/5/12/chartex" xmlns:cx7="http://schemas.microsoft.com/office/drawing/2016/5/13/chartex" xmlns:cx8="http://schemas.microsoft.com/office/drawing/2016/5/14/chartex" xmlns:mc="http://schemas.openxmlformats.org/markup-compatibility/2006" xmlns:aink="http://schemas.microsoft.com/office/drawing/2016/ink" xmlns:am3d="http://schemas.microsoft.com/office/drawing/2017/model3d" xmlns:o="urn:schemas-microsoft-com:office:office" xmlns:oel="http://schemas.microsoft.com/office/2019/extlst" xmlns:r="http://schemas.openxmlformats.org/officeDocument/2006/relationships" xmlns:m="http://schemas.openxmlformats.org/officeDocument/2006/math" xmlns:v="urn:schemas-microsoft-com:vml" xmlns:wp14="http://schemas.microsoft.com/office/word/2010/wordprocessingDrawing" xmlns:wp="http://schemas.openxmlformats.org/drawingml/2006/wordprocessingDrawing" xmlns:w10="urn:schemas-microsoft-com:office:word" xmlns:w="http://schemas.openxmlformats.org/wordprocessingml/2006/main" xmlns:w14="http://schemas.microsoft.com/office/word/2010/wordml" xmlns:w15="http://schemas.microsoft.com/office/word/2012/wordml" xmlns:w16cei="http://schemas.microsoft.com/office/word/2026/wordml/cei" xmlns:w16cex="http://schemas.microsoft.com/office/word/2018/wordml/cex" xmlns:w16cid="http://schemas.microsoft.com/office/word/2016/wordml/cid" xmlns:w16="http://schemas.microsoft.com/office/word/2018/wordml" xmlns:w16du="http://schemas.microsoft.com/office/word/2023/wordml/word16du" xmlns:w16sdtdh="http://schemas.microsoft.com/office/word/2020/wordml/sdtdatahash" xmlns:w16sdtfl="http://schemas.microsoft.com/office/word/2024/wordml/sdtformatlock" xmlns:w16se="http://schemas.microsoft.com/office/word/2015/wordml/symex" xmlns:wpg="http://schemas.microsoft.com/office/word/2010/wordprocessingGroup" xmlns:wpi="http://schemas.microsoft.com/office/word/2010/wordprocessingInk" xmlns:wne="http://schemas.microsoft.com/office/word/2006/wordml" xmlns:wps="http://schemas.microsoft.com/office/word/2010/wordprocessingShape" mc:Ignorable="w14 w15 w16se w16cid w16 w16cex w16sdtdh w16sdtfl w16du wp14">
+<w:numbering xmlns:wpc="http://schemas.microsoft.com/office/word/2010/wordprocessingCanvas" xmlns:cx="http://schemas.microsoft.com/office/drawing/2014/chartex" xmlns:cx1="http://schemas.microsoft.com/office/drawing/2015/9/8/chartex" xmlns:cx2="http://schemas.microsoft.com/office/drawing/2015/10/21/chartex" xmlns:cx3="http://schemas.microsoft.com/office/drawing/2016/5/9/chartex" xmlns:cx4="http://schemas.microsoft.com/office/drawing/2016/5/10/chartex" xmlns:cx5="http://schemas.microsoft.com/office/drawing/2016/5/11/chartex" xmlns:cx6="http://schemas.microsoft.com/office/drawing/2016/5/12/chartex" xmlns:cx7="http://schemas.microsoft.com/office/drawing/2016/5/13/chartex" xmlns:cx8="http://schemas.microsoft.com/office/drawing/2016/5/14/chartex" xmlns:mc="http://schemas.openxmlformats.org/markup-compatibility/2006" xmlns:aink="http://schemas.microsoft.com/office/drawing/2016/ink" xmlns:am3d="http://schemas.microsoft.com/office/drawing/2017/model3d" xmlns:o="urn:schemas-microsoft-com:office:office" xmlns:oel="http://schemas.microsoft.com/office/2019/extlst" xmlns:r="http://schemas.openxmlformats.org/officeDocument/2006/relationships" xmlns:m="http://schemas.openxmlformats.org/officeDocument/2006/math" xmlns:v="urn:schemas-microsoft-com:vml" xmlns:wp14="http://schemas.microsoft.com/office/word/2010/wordprocessingDrawing" xmlns:wp="http://schemas.openxmlformats.org/drawingml/2006/wordprocessingDrawing" xmlns:w10="urn:schemas-microsoft-com:office:word" xmlns:w="http://schemas.openxmlformats.org/wordprocessingml/2006/main" xmlns:w14="http://schemas.microsoft.com/office/word/2010/wordml" xmlns:w15="http://schemas.microsoft.com/office/word/2012/wordml" xmlns:w16cex="http://schemas.microsoft.com/office/word/2018/wordml/cex" xmlns:w16cid="http://schemas.microsoft.com/office/word/2016/wordml/cid" xmlns:w16="http://schemas.microsoft.com/office/word/2018/wordml" xmlns:w16du="http://schemas.microsoft.com/office/word/2023/wordml/word16du" xmlns:w16sdtdh="http://schemas.microsoft.com/office/word/2020/wordml/sdtdatahash" xmlns:w16sdtfl="http://schemas.microsoft.com/office/word/2024/wordml/sdtformatlock" xmlns:w16se="http://schemas.microsoft.com/office/word/2015/wordml/symex" xmlns:wpg="http://schemas.microsoft.com/office/word/2010/wordprocessingGroup" xmlns:wpi="http://schemas.microsoft.com/office/word/2010/wordprocessingInk" xmlns:wne="http://schemas.microsoft.com/office/word/2006/wordml" xmlns:wps="http://schemas.microsoft.com/office/word/2010/wordprocessingShape" mc:Ignorable="w14 w15 w16se w16cid w16 w16cex w16sdtdh w16sdtfl w16du wp14">
   <w:abstractNum w:abstractNumId="0" w15:restartNumberingAfterBreak="0">
     <w:nsid w:val="FFFFFF7C"/>
     <w:multiLevelType w:val="singleLevel"/>
